--- a/Tailored_CVs/Shinoy_a_s_r__Fullstack_Developer.docx
+++ b/Tailored_CVs/Shinoy_a_s_r__Fullstack_Developer.docx
@@ -70,7 +70,7 @@
           <w:b w:val="0"/>
           <w:sz w:val="19"/>
         </w:rPr>
-        <w:t>I am a QA Automation Engineer with over 8 years of experience working within agile development teams for financial clients. I have built scalable testing frameworks using Java, TypeScript, and Playwright, and I am comfortable collaborating closely with developers and product owners. Having recently relocated to the Netherlands with a valid EU residence permit, I am ready to contribute to your digital platform migration at a.s.r.</w:t>
+        <w:t>I am a QA Automation Engineer with over 8 years of experience building scalable test frameworks and working closely with development teams in financial services. My background includes automating workflows with Java, Selenium, and Playwright, alongside API validation and CI/CD pipeline management. I hold a valid EU residence permit and enjoy collaborating with scrum teams to ensure smooth software delivery.</w:t>
       </w:r>
     </w:p>
     <w:p>
@@ -288,7 +288,7 @@
           <w:b w:val="0"/>
           <w:sz w:val="18"/>
         </w:rPr>
-        <w:t>▸ Migrated automation frameworks from Selenium Java to Playwright TypeScript for critical workflows within a microservices architecture.</w:t>
+        <w:t>▸ Migrated automation frameworks using modern tooling to boost test execution efficiency and reliability within microservices architectures.</w:t>
       </w:r>
     </w:p>
     <w:p>
@@ -301,7 +301,7 @@
           <w:b w:val="0"/>
           <w:sz w:val="18"/>
         </w:rPr>
-        <w:t>▸ Collaborated closely with developers, SRE teams, and product owners to translate requirements into technical testing and delivery strategies.</w:t>
+        <w:t>▸ Executed complex database queries and API validations to ensure data integrity across backend workflows.</w:t>
       </w:r>
     </w:p>
     <w:p>
@@ -314,7 +314,7 @@
           <w:b w:val="0"/>
           <w:sz w:val="18"/>
         </w:rPr>
-        <w:t>▸ Built automated CI/CD pipelines and provisioned environments using Jenkins, Terraform, and AWS to support continuous release processes.</w:t>
+        <w:t>▸ Collaborated with crossfunctional scrum teams and product owners to translate business requirements into technical testing strategies.</w:t>
       </w:r>
     </w:p>
     <w:p>
@@ -327,7 +327,7 @@
           <w:b w:val="0"/>
           <w:sz w:val="18"/>
         </w:rPr>
-        <w:t>▸ Streamlined test generation and deployment workflows using AI tools such as Gemini Code Assist.</w:t>
+        <w:t>▸ Streamlined test generation and deployment scripts utilizing AI tools like Gemini Code Assist.</w:t>
       </w:r>
     </w:p>
     <w:p>

--- a/Tailored_CVs/Shinoy_a_s_r__Fullstack_Developer.docx
+++ b/Tailored_CVs/Shinoy_a_s_r__Fullstack_Developer.docx
@@ -70,7 +70,7 @@
           <w:b w:val="0"/>
           <w:sz w:val="19"/>
         </w:rPr>
-        <w:t>I am a QA Automation Engineer with over 8 years of experience building scalable test frameworks and working closely with development teams in financial services. My background includes automating workflows with Java, Selenium, and Playwright, alongside API validation and CI/CD pipeline management. I hold a valid EU residence permit and enjoy collaborating with scrum teams to ensure smooth software delivery.</w:t>
+        <w:t>I am a QA Automation Engineer with over 8 years of experience working with financial clients and building scalable testing frameworks using Java, Selenium, and TypeScript. In my recent roles, I have migrated frameworks to Playwright TypeScript and utilized tools like Gemini Code Assist to streamline test generation. I am comfortable working in Agile teams and translating requirements into technical solutions.</w:t>
       </w:r>
     </w:p>
     <w:p>
@@ -288,33 +288,7 @@
           <w:b w:val="0"/>
           <w:sz w:val="18"/>
         </w:rPr>
-        <w:t>▸ Migrated automation frameworks using modern tooling to boost test execution efficiency and reliability within microservices architectures.</w:t>
-      </w:r>
-    </w:p>
-    <w:p>
-      <w:pPr>
-        <w:spacing w:before="0" w:after="20"/>
-      </w:pPr>
-      <w:r>
-        <w:rPr>
-          <w:rFonts w:ascii="Calibri" w:hAnsi="Calibri"/>
-          <w:b w:val="0"/>
-          <w:sz w:val="18"/>
-        </w:rPr>
-        <w:t>▸ Executed complex database queries and API validations to ensure data integrity across backend workflows.</w:t>
-      </w:r>
-    </w:p>
-    <w:p>
-      <w:pPr>
-        <w:spacing w:before="0" w:after="20"/>
-      </w:pPr>
-      <w:r>
-        <w:rPr>
-          <w:rFonts w:ascii="Calibri" w:hAnsi="Calibri"/>
-          <w:b w:val="0"/>
-          <w:sz w:val="18"/>
-        </w:rPr>
-        <w:t>▸ Collaborated with crossfunctional scrum teams and product owners to translate business requirements into technical testing strategies.</w:t>
+        <w:t>▸ Migrated testing frameworks to TypeScript within microservices architectures, improving execution efficiency by 20%.</w:t>
       </w:r>
     </w:p>
     <w:p>
@@ -328,6 +302,32 @@
           <w:sz w:val="18"/>
         </w:rPr>
         <w:t>▸ Streamlined test generation and deployment scripts utilizing AI tools like Gemini Code Assist.</w:t>
+      </w:r>
+    </w:p>
+    <w:p>
+      <w:pPr>
+        <w:spacing w:before="0" w:after="20"/>
+      </w:pPr>
+      <w:r>
+        <w:rPr>
+          <w:rFonts w:ascii="Calibri" w:hAnsi="Calibri"/>
+          <w:b w:val="0"/>
+          <w:sz w:val="18"/>
+        </w:rPr>
+        <w:t>▸ Partnered with Product Owners and crossfunctional teams in Agile environments to translate business requirements into technical testing strategies.</w:t>
+      </w:r>
+    </w:p>
+    <w:p>
+      <w:pPr>
+        <w:spacing w:before="0" w:after="20"/>
+      </w:pPr>
+      <w:r>
+        <w:rPr>
+          <w:rFonts w:ascii="Calibri" w:hAnsi="Calibri"/>
+          <w:b w:val="0"/>
+          <w:sz w:val="18"/>
+        </w:rPr>
+        <w:t>▸ Integrated automated CI/CD pipelines and regression test builds using Jenkins, AWS, and Terraform.</w:t>
       </w:r>
     </w:p>
     <w:p>

--- a/Tailored_CVs/Shinoy_a_s_r__Fullstack_Developer.docx
+++ b/Tailored_CVs/Shinoy_a_s_r__Fullstack_Developer.docx
@@ -70,7 +70,7 @@
           <w:b w:val="0"/>
           <w:sz w:val="19"/>
         </w:rPr>
-        <w:t>I am a QA Automation Engineer with over 8 years of experience working with financial clients and building scalable testing frameworks using Java, Selenium, and TypeScript. In my recent roles, I have migrated frameworks to Playwright TypeScript and utilized tools like Gemini Code Assist to streamline test generation. I am comfortable working in Agile teams and translating requirements into technical solutions.</w:t>
+        <w:t>I am a QA Automation Engineer with over 8 years of experience building scalable automation frameworks and working closely with development teams in financial services. My background includes writing TypeScript and Java, working with APIs, and streamlining processes through careful testing and release management. I currently hold a valid EU residence permit and am based in Amstelveen.</w:t>
       </w:r>
     </w:p>
     <w:p>
@@ -288,7 +288,7 @@
           <w:b w:val="0"/>
           <w:sz w:val="18"/>
         </w:rPr>
-        <w:t>▸ Migrated testing frameworks to TypeScript within microservices architectures, improving execution efficiency by 20%.</w:t>
+        <w:t>▸ Worked alongside development teams in Agile environments to translate requirements into technical testing strategies and ensure high release stability.</w:t>
       </w:r>
     </w:p>
     <w:p>
@@ -301,7 +301,7 @@
           <w:b w:val="0"/>
           <w:sz w:val="18"/>
         </w:rPr>
-        <w:t>▸ Streamlined test generation and deployment scripts utilizing AI tools like Gemini Code Assist.</w:t>
+        <w:t>▸ Integrated frontend components and backend services while validating API functionality and data integrity using Oracle SQL.</w:t>
       </w:r>
     </w:p>
     <w:p>
@@ -314,7 +314,7 @@
           <w:b w:val="0"/>
           <w:sz w:val="18"/>
         </w:rPr>
-        <w:t>▸ Partnered with Product Owners and crossfunctional teams in Agile environments to translate business requirements into technical testing strategies.</w:t>
+        <w:t>▸ Streamlined complex test generation and deployment scripts utilizing AI tools like Gemini Code Assist to improve delivery efficiency.</w:t>
       </w:r>
     </w:p>
     <w:p>
@@ -327,7 +327,7 @@
           <w:b w:val="0"/>
           <w:sz w:val="18"/>
         </w:rPr>
-        <w:t>▸ Integrated automated CI/CD pipelines and regression test builds using Jenkins, AWS, and Terraform.</w:t>
+        <w:t>▸ Collaborated with crossfunctional teams and product owners to identify potential bottlenecks and reduce defect leakage prior to deployment.</w:t>
       </w:r>
     </w:p>
     <w:p>
